--- a/scripts/Cent-Masternode-Guide.docx
+++ b/scripts/Cent-Masternode-Guide.docx
@@ -125,11 +125,9 @@
       <w:r>
         <w:t xml:space="preserve">First, we will do the initial collateral TX and send exactly 200 </w:t>
       </w:r>
-      <w:proofErr w:type="gramStart"/>
       <w:r>
         <w:t>CENT</w:t>
       </w:r>
-      <w:proofErr w:type="gramEnd"/>
       <w:r>
         <w:t xml:space="preserve"> to one of our addresses. To keep things sorted in case we setup more </w:t>
       </w:r>
@@ -249,46 +247,22 @@
         <w:t>4hours</w:t>
       </w:r>
       <w:r>
-        <w:t xml:space="preserve"> if all transaction </w:t>
-      </w:r>
-      <w:proofErr w:type="gramStart"/>
-      <w:r>
-        <w:t>have</w:t>
-      </w:r>
-      <w:proofErr w:type="gramEnd"/>
-      <w:r>
-        <w:t xml:space="preserve"> 15 confirmations</w:t>
-      </w:r>
-    </w:p>
-    <w:p>
-      <w:pPr>
-        <w:rPr>
-          <w:b/>
-          <w:bCs/>
-        </w:rPr>
-      </w:pPr>
-      <w:r>
-        <w:rPr>
-          <w:b/>
-          <w:bCs/>
-        </w:rPr>
-        <w:t xml:space="preserve">Installation &amp; </w:t>
-      </w:r>
-      <w:proofErr w:type="gramStart"/>
-      <w:r>
-        <w:rPr>
-          <w:b/>
-          <w:bCs/>
-        </w:rPr>
-        <w:t>Setting</w:t>
-      </w:r>
-      <w:proofErr w:type="gramEnd"/>
-      <w:r>
-        <w:rPr>
-          <w:b/>
-          <w:bCs/>
-        </w:rPr>
-        <w:t xml:space="preserve"> up your Server</w:t>
+        <w:t xml:space="preserve"> if all transaction have 15 confirmations</w:t>
+      </w:r>
+    </w:p>
+    <w:p>
+      <w:pPr>
+        <w:rPr>
+          <w:b/>
+          <w:bCs/>
+        </w:rPr>
+      </w:pPr>
+      <w:r>
+        <w:rPr>
+          <w:b/>
+          <w:bCs/>
+        </w:rPr>
+        <w:t>Installation &amp; Setting up your Server</w:t>
       </w:r>
     </w:p>
     <w:p>
@@ -471,16 +445,11 @@
         <w:t>Linux:</w:t>
       </w:r>
       <w:r>
-        <w:t> Open ~</w:t>
-      </w:r>
-      <w:proofErr w:type="gramStart"/>
-      <w:r>
-        <w:t>/.</w:t>
+        <w:t> Open ~/.</w:t>
       </w:r>
       <w:r>
         <w:t>cent</w:t>
       </w:r>
-      <w:proofErr w:type="gramEnd"/>
       <w:r>
         <w:t>/</w:t>
       </w:r>
@@ -683,212 +652,197 @@
     </w:p>
     <w:p>
       <w:r>
-        <w:t xml:space="preserve">bash </w:t>
-      </w:r>
-      <w:proofErr w:type="gramStart"/>
-      <w:r>
-        <w:t>&lt;( curl</w:t>
-      </w:r>
-      <w:proofErr w:type="gramEnd"/>
-      <w:r>
-        <w:t xml:space="preserve"> </w:t>
-      </w:r>
+        <w:t xml:space="preserve">bash &lt;( curl </w:t>
+      </w:r>
+      <w:r>
+        <w:t>https://github.com/Cent-Cloud-Miner/Cent/blob/main/scripts/multiMN4.sh</w:t>
+      </w:r>
+      <w:r>
+        <w:t xml:space="preserve"> )</w:t>
+      </w:r>
+    </w:p>
+    <w:p>
+      <w:r>
+        <w:t xml:space="preserve">When the script asks, confirm your VPS IP Address and paste your </w:t>
+      </w:r>
+      <w:proofErr w:type="spellStart"/>
+      <w:r>
+        <w:t>masternode</w:t>
+      </w:r>
+      <w:proofErr w:type="spellEnd"/>
+      <w:r>
+        <w:t xml:space="preserve"> key (You can copy your key and paste into the VPS if connected with Putty by right clicking)</w:t>
+      </w:r>
+    </w:p>
+    <w:p>
+      <w:r>
+        <w:t>The installer will then present you with a few options.</w:t>
+      </w:r>
+    </w:p>
+    <w:p>
+      <w:r>
+        <w:rPr>
+          <w:b/>
+          <w:bCs/>
+        </w:rPr>
+        <w:t>PLEASE NOTE</w:t>
+      </w:r>
+      <w:r>
+        <w:t xml:space="preserve">: Do not choose the advanced installation option unless you have experience with Linux and know what you are doing - if you do and something goes wrong, the </w:t>
+      </w:r>
+      <w:r>
+        <w:t>Cent</w:t>
+      </w:r>
+      <w:r>
+        <w:t xml:space="preserve"> team CANNOT help you, and you will have to restart the installation.</w:t>
+      </w:r>
+    </w:p>
+    <w:p>
+      <w:r>
+        <w:t>Follow the instructions on screen.</w:t>
+      </w:r>
+    </w:p>
+    <w:p>
+      <w:r>
+        <w:t>After the basic installation is done, the wallet will sync. You will see the following message:</w:t>
+      </w:r>
+    </w:p>
+    <w:p>
+      <w:r>
+        <w:t xml:space="preserve">Your </w:t>
+      </w:r>
+      <w:proofErr w:type="spellStart"/>
+      <w:r>
+        <w:t>masternode</w:t>
+      </w:r>
+      <w:proofErr w:type="spellEnd"/>
+      <w:r>
+        <w:t xml:space="preserve"> is syncing. Please wait for this process to finish.</w:t>
+      </w:r>
+    </w:p>
+    <w:p>
+      <w:r>
+        <w:t>This can take up to a few hours. Do not close this window.</w:t>
+      </w:r>
+    </w:p>
+    <w:p>
+      <w:r>
+        <w:t>Once you see "</w:t>
+      </w:r>
+      <w:proofErr w:type="spellStart"/>
+      <w:r>
+        <w:t>Masternode</w:t>
+      </w:r>
+      <w:proofErr w:type="spellEnd"/>
+      <w:r>
+        <w:t xml:space="preserve"> setup completed." on screen, you are done.</w:t>
+      </w:r>
+    </w:p>
+    <w:p>
+      <w:pPr>
+        <w:rPr>
+          <w:b/>
+          <w:bCs/>
+        </w:rPr>
+      </w:pPr>
+      <w:r>
+        <w:rPr>
+          <w:b/>
+          <w:bCs/>
+        </w:rPr>
+        <w:t xml:space="preserve">To check your </w:t>
+      </w:r>
+      <w:proofErr w:type="spellStart"/>
+      <w:r>
+        <w:rPr>
+          <w:b/>
+          <w:bCs/>
+        </w:rPr>
+        <w:t>masternode</w:t>
+      </w:r>
+      <w:proofErr w:type="spellEnd"/>
+      <w:r>
+        <w:rPr>
+          <w:b/>
+          <w:bCs/>
+        </w:rPr>
+        <w:t xml:space="preserve"> status on your VPS, navigate to /</w:t>
+      </w:r>
+      <w:proofErr w:type="spellStart"/>
+      <w:r>
+        <w:rPr>
+          <w:b/>
+          <w:bCs/>
+        </w:rPr>
+        <w:t>usr</w:t>
+      </w:r>
+      <w:proofErr w:type="spellEnd"/>
+      <w:r>
+        <w:rPr>
+          <w:b/>
+          <w:bCs/>
+        </w:rPr>
+        <w:t>/local/bin (this is where the script moves files)</w:t>
+      </w:r>
+    </w:p>
+    <w:p>
+      <w:r>
+        <w:t>cd /</w:t>
+      </w:r>
+      <w:proofErr w:type="spellStart"/>
+      <w:r>
+        <w:t>usr</w:t>
+      </w:r>
+      <w:proofErr w:type="spellEnd"/>
+      <w:r>
+        <w:t>/local/bin</w:t>
+      </w:r>
+      <w:r>
+        <w:t>/cent</w:t>
+      </w:r>
+    </w:p>
+    <w:p>
+      <w:r>
+        <w:t>./</w:t>
+      </w:r>
+      <w:r>
+        <w:t>cent</w:t>
+      </w:r>
+      <w:r>
+        <w:t xml:space="preserve">-cli </w:t>
+      </w:r>
+      <w:proofErr w:type="spellStart"/>
+      <w:r>
+        <w:t>masternode</w:t>
+      </w:r>
+      <w:proofErr w:type="spellEnd"/>
+      <w:r>
+        <w:t xml:space="preserve"> status</w:t>
+      </w:r>
+    </w:p>
+    <w:p>
+      <w:pPr>
+        <w:rPr>
+          <w:b/>
+          <w:bCs/>
+        </w:rPr>
+      </w:pPr>
+      <w:r>
+        <w:rPr>
+          <w:b/>
+          <w:bCs/>
+        </w:rPr>
+        <w:t>If you have any issues, please be sure to join our Discord and ask for support:</w:t>
+      </w:r>
+    </w:p>
+    <w:p>
+      <w:pPr>
+        <w:rPr>
+          <w:b/>
+          <w:bCs/>
+        </w:rPr>
+      </w:pPr>
       <w:hyperlink r:id="rId5" w:history="1">
-        <w:r>
-          <w:rPr>
-            <w:rStyle w:val="Hyperlink"/>
-          </w:rPr>
-          <w:t>https://raw.githubusercontent.com/northern-community/Northern-MN-Install/master/install.sh</w:t>
-        </w:r>
-      </w:hyperlink>
-      <w:r>
-        <w:t xml:space="preserve"> )</w:t>
-      </w:r>
-    </w:p>
-    <w:p>
-      <w:r>
-        <w:t xml:space="preserve">When the script asks, confirm your VPS IP Address and paste your </w:t>
-      </w:r>
-      <w:proofErr w:type="spellStart"/>
-      <w:r>
-        <w:t>masternode</w:t>
-      </w:r>
-      <w:proofErr w:type="spellEnd"/>
-      <w:r>
-        <w:t xml:space="preserve"> key (You can copy your key and paste into the VPS if connected with Putty by right clicking)</w:t>
-      </w:r>
-    </w:p>
-    <w:p>
-      <w:r>
-        <w:t>The installer will then present you with a few options.</w:t>
-      </w:r>
-    </w:p>
-    <w:p>
-      <w:r>
-        <w:rPr>
-          <w:b/>
-          <w:bCs/>
-        </w:rPr>
-        <w:t>PLEASE NOTE</w:t>
-      </w:r>
-      <w:r>
-        <w:t xml:space="preserve">: Do not choose the advanced installation option unless you have experience with Linux and know what you are doing - if you do and something goes wrong, the </w:t>
-      </w:r>
-      <w:r>
-        <w:t>Cent</w:t>
-      </w:r>
-      <w:r>
-        <w:t xml:space="preserve"> team CANNOT help you, and you will have to restart the installation.</w:t>
-      </w:r>
-    </w:p>
-    <w:p>
-      <w:r>
-        <w:t>Follow the instructions on screen.</w:t>
-      </w:r>
-    </w:p>
-    <w:p>
-      <w:r>
-        <w:t>After the basic installation is done, the wallet will sync. You will see the following message:</w:t>
-      </w:r>
-    </w:p>
-    <w:p>
-      <w:r>
-        <w:t xml:space="preserve">Your </w:t>
-      </w:r>
-      <w:proofErr w:type="spellStart"/>
-      <w:r>
-        <w:t>masternode</w:t>
-      </w:r>
-      <w:proofErr w:type="spellEnd"/>
-      <w:r>
-        <w:t xml:space="preserve"> is syncing. Please wait for this process to finish.</w:t>
-      </w:r>
-    </w:p>
-    <w:p>
-      <w:r>
-        <w:t>This can take up to a few hours. Do not close this window.</w:t>
-      </w:r>
-    </w:p>
-    <w:p>
-      <w:r>
-        <w:t>Once you see "</w:t>
-      </w:r>
-      <w:proofErr w:type="spellStart"/>
-      <w:r>
-        <w:t>Masternode</w:t>
-      </w:r>
-      <w:proofErr w:type="spellEnd"/>
-      <w:r>
-        <w:t xml:space="preserve"> setup completed." on screen, you are done.</w:t>
-      </w:r>
-    </w:p>
-    <w:p>
-      <w:pPr>
-        <w:rPr>
-          <w:b/>
-          <w:bCs/>
-        </w:rPr>
-      </w:pPr>
-      <w:r>
-        <w:rPr>
-          <w:b/>
-          <w:bCs/>
-        </w:rPr>
-        <w:t xml:space="preserve">To check your </w:t>
-      </w:r>
-      <w:proofErr w:type="spellStart"/>
-      <w:r>
-        <w:rPr>
-          <w:b/>
-          <w:bCs/>
-        </w:rPr>
-        <w:t>masternode</w:t>
-      </w:r>
-      <w:proofErr w:type="spellEnd"/>
-      <w:r>
-        <w:rPr>
-          <w:b/>
-          <w:bCs/>
-        </w:rPr>
-        <w:t xml:space="preserve"> status on your VPS, navigate to /</w:t>
-      </w:r>
-      <w:proofErr w:type="spellStart"/>
-      <w:r>
-        <w:rPr>
-          <w:b/>
-          <w:bCs/>
-        </w:rPr>
-        <w:t>usr</w:t>
-      </w:r>
-      <w:proofErr w:type="spellEnd"/>
-      <w:r>
-        <w:rPr>
-          <w:b/>
-          <w:bCs/>
-        </w:rPr>
-        <w:t>/local/bin (this is where the script moves files)</w:t>
-      </w:r>
-    </w:p>
-    <w:p>
-      <w:r>
-        <w:t>cd /</w:t>
-      </w:r>
-      <w:proofErr w:type="spellStart"/>
-      <w:r>
-        <w:t>usr</w:t>
-      </w:r>
-      <w:proofErr w:type="spellEnd"/>
-      <w:r>
-        <w:t>/local/bin</w:t>
-      </w:r>
-      <w:r>
-        <w:t>/cent</w:t>
-      </w:r>
-    </w:p>
-    <w:p>
-      <w:proofErr w:type="gramStart"/>
-      <w:r>
-        <w:t>./</w:t>
-      </w:r>
-      <w:proofErr w:type="gramEnd"/>
-      <w:r>
-        <w:t>cent</w:t>
-      </w:r>
-      <w:r>
-        <w:t xml:space="preserve">-cli </w:t>
-      </w:r>
-      <w:proofErr w:type="spellStart"/>
-      <w:r>
-        <w:t>masternode</w:t>
-      </w:r>
-      <w:proofErr w:type="spellEnd"/>
-      <w:r>
-        <w:t xml:space="preserve"> status</w:t>
-      </w:r>
-    </w:p>
-    <w:p>
-      <w:pPr>
-        <w:rPr>
-          <w:b/>
-          <w:bCs/>
-        </w:rPr>
-      </w:pPr>
-      <w:r>
-        <w:rPr>
-          <w:b/>
-          <w:bCs/>
-        </w:rPr>
-        <w:t>If you have any issues, please be sure to join our Discord and ask for support:</w:t>
-      </w:r>
-    </w:p>
-    <w:p>
-      <w:pPr>
-        <w:rPr>
-          <w:b/>
-          <w:bCs/>
-        </w:rPr>
-      </w:pPr>
-      <w:hyperlink r:id="rId6" w:history="1">
         <w:r>
           <w:rPr>
             <w:rStyle w:val="Hyperlink"/>
@@ -1116,28 +1070,12 @@
     </w:p>
     <w:p>
       <w:r>
-        <w:t xml:space="preserve">-n --normal             </w:t>
-      </w:r>
-      <w:proofErr w:type="gramStart"/>
-      <w:r>
-        <w:t xml:space="preserve">  :</w:t>
-      </w:r>
-      <w:proofErr w:type="gramEnd"/>
-      <w:r>
-        <w:t xml:space="preserve"> Run installer in normal mode</w:t>
-      </w:r>
-    </w:p>
-    <w:p>
-      <w:r>
-        <w:t xml:space="preserve">-a --advanced           </w:t>
-      </w:r>
-      <w:proofErr w:type="gramStart"/>
-      <w:r>
-        <w:t xml:space="preserve">  :</w:t>
-      </w:r>
-      <w:proofErr w:type="gramEnd"/>
-      <w:r>
-        <w:t xml:space="preserve"> Run installer in advanced mode</w:t>
+        <w:t>-n --normal               : Run installer in normal mode</w:t>
+      </w:r>
+    </w:p>
+    <w:p>
+      <w:r>
+        <w:t>-a --advanced             : Run installer in advanced mode</w:t>
       </w:r>
     </w:p>
     <w:p>
@@ -1158,15 +1096,7 @@
       </w:r>
       <w:proofErr w:type="spellEnd"/>
       <w:r>
-        <w:t xml:space="preserve"> &lt;address</w:t>
-      </w:r>
-      <w:proofErr w:type="gramStart"/>
-      <w:r>
-        <w:t>&gt; :</w:t>
-      </w:r>
-      <w:proofErr w:type="gramEnd"/>
-      <w:r>
-        <w:t xml:space="preserve"> Public IP address of VPS</w:t>
+        <w:t xml:space="preserve"> &lt;address&gt; : Public IP address of VPS</w:t>
       </w:r>
     </w:p>
     <w:p>
@@ -1179,41 +1109,17 @@
       </w:r>
       <w:proofErr w:type="spellEnd"/>
       <w:r>
-        <w:t xml:space="preserve"> &lt;key&gt;   </w:t>
-      </w:r>
-      <w:proofErr w:type="gramStart"/>
-      <w:r>
-        <w:t xml:space="preserve">  :</w:t>
-      </w:r>
-      <w:proofErr w:type="gramEnd"/>
-      <w:r>
-        <w:t xml:space="preserve"> Private key to use</w:t>
-      </w:r>
-    </w:p>
-    <w:p>
-      <w:r>
-        <w:t xml:space="preserve">-f --fail2ban           </w:t>
-      </w:r>
-      <w:proofErr w:type="gramStart"/>
-      <w:r>
-        <w:t xml:space="preserve">  :</w:t>
-      </w:r>
-      <w:proofErr w:type="gramEnd"/>
-      <w:r>
-        <w:t xml:space="preserve"> Install Fail2Ban</w:t>
-      </w:r>
-    </w:p>
-    <w:p>
-      <w:r>
-        <w:t xml:space="preserve">--no-fail2ban           </w:t>
-      </w:r>
-      <w:proofErr w:type="gramStart"/>
-      <w:r>
-        <w:t xml:space="preserve">  :</w:t>
-      </w:r>
-      <w:proofErr w:type="gramEnd"/>
-      <w:r>
-        <w:t xml:space="preserve"> Don't install Fail2Ban</w:t>
+        <w:t xml:space="preserve"> &lt;key&gt;     : Private key to use</w:t>
+      </w:r>
+    </w:p>
+    <w:p>
+      <w:r>
+        <w:t>-f --fail2ban             : Install Fail2Ban</w:t>
+      </w:r>
+    </w:p>
+    <w:p>
+      <w:r>
+        <w:t>--no-fail2ban             : Don't install Fail2Ban</w:t>
       </w:r>
     </w:p>
     <w:p>
@@ -1226,15 +1132,7 @@
       </w:r>
       <w:proofErr w:type="spellEnd"/>
       <w:r>
-        <w:t xml:space="preserve">                </w:t>
-      </w:r>
-      <w:proofErr w:type="gramStart"/>
-      <w:r>
-        <w:t xml:space="preserve">  :</w:t>
-      </w:r>
-      <w:proofErr w:type="gramEnd"/>
-      <w:r>
-        <w:t xml:space="preserve"> Install UFW</w:t>
+        <w:t xml:space="preserve">                  : Install UFW</w:t>
       </w:r>
     </w:p>
     <w:p>
@@ -1247,54 +1145,22 @@
       </w:r>
       <w:proofErr w:type="spellEnd"/>
       <w:r>
-        <w:t xml:space="preserve">                </w:t>
-      </w:r>
-      <w:proofErr w:type="gramStart"/>
-      <w:r>
-        <w:t xml:space="preserve">  :</w:t>
-      </w:r>
-      <w:proofErr w:type="gramEnd"/>
-      <w:r>
-        <w:t xml:space="preserve"> Don't install UFW</w:t>
-      </w:r>
-    </w:p>
-    <w:p>
-      <w:r>
-        <w:t xml:space="preserve">-b --bootstrap          </w:t>
-      </w:r>
-      <w:proofErr w:type="gramStart"/>
-      <w:r>
-        <w:t xml:space="preserve">  :</w:t>
-      </w:r>
-      <w:proofErr w:type="gramEnd"/>
-      <w:r>
-        <w:t xml:space="preserve"> Sync node using Bootstrap</w:t>
-      </w:r>
-    </w:p>
-    <w:p>
-      <w:r>
-        <w:t xml:space="preserve">--no-bootstrap          </w:t>
-      </w:r>
-      <w:proofErr w:type="gramStart"/>
-      <w:r>
-        <w:t xml:space="preserve">  :</w:t>
-      </w:r>
-      <w:proofErr w:type="gramEnd"/>
-      <w:r>
-        <w:t xml:space="preserve"> Don't use Bootstrap</w:t>
-      </w:r>
-    </w:p>
-    <w:p>
-      <w:r>
-        <w:t xml:space="preserve">-h --help               </w:t>
-      </w:r>
-      <w:proofErr w:type="gramStart"/>
-      <w:r>
-        <w:t xml:space="preserve">  :</w:t>
-      </w:r>
-      <w:proofErr w:type="gramEnd"/>
-      <w:r>
-        <w:t xml:space="preserve"> Display this help text.</w:t>
+        <w:t xml:space="preserve">                  : Don't install UFW</w:t>
+      </w:r>
+    </w:p>
+    <w:p>
+      <w:r>
+        <w:t>-b --bootstrap            : Sync node using Bootstrap</w:t>
+      </w:r>
+    </w:p>
+    <w:p>
+      <w:r>
+        <w:t>--no-bootstrap            : Don't use Bootstrap</w:t>
+      </w:r>
+    </w:p>
+    <w:p>
+      <w:r>
+        <w:t>-h --help                 : Display this help text.</w:t>
       </w:r>
     </w:p>
     <w:p/>
@@ -2220,6 +2086,7 @@
   <w:style w:type="character" w:default="1" w:styleId="DefaultParagraphFont">
     <w:name w:val="Default Paragraph Font"/>
     <w:uiPriority w:val="1"/>
+    <w:semiHidden/>
     <w:unhideWhenUsed/>
   </w:style>
   <w:style w:type="table" w:default="1" w:styleId="TableNormal">

--- a/scripts/Cent-Masternode-Guide.docx
+++ b/scripts/Cent-Masternode-Guide.docx
@@ -125,9 +125,11 @@
       <w:r>
         <w:t xml:space="preserve">First, we will do the initial collateral TX and send exactly 200 </w:t>
       </w:r>
+      <w:proofErr w:type="gramStart"/>
       <w:r>
         <w:t>CENT</w:t>
       </w:r>
+      <w:proofErr w:type="gramEnd"/>
       <w:r>
         <w:t xml:space="preserve"> to one of our addresses. To keep things sorted in case we setup more </w:t>
       </w:r>
@@ -247,22 +249,46 @@
         <w:t>4hours</w:t>
       </w:r>
       <w:r>
-        <w:t xml:space="preserve"> if all transaction have 15 confirmations</w:t>
-      </w:r>
-    </w:p>
-    <w:p>
-      <w:pPr>
-        <w:rPr>
-          <w:b/>
-          <w:bCs/>
-        </w:rPr>
-      </w:pPr>
-      <w:r>
-        <w:rPr>
-          <w:b/>
-          <w:bCs/>
-        </w:rPr>
-        <w:t>Installation &amp; Setting up your Server</w:t>
+        <w:t xml:space="preserve"> if all transaction </w:t>
+      </w:r>
+      <w:proofErr w:type="gramStart"/>
+      <w:r>
+        <w:t>have</w:t>
+      </w:r>
+      <w:proofErr w:type="gramEnd"/>
+      <w:r>
+        <w:t xml:space="preserve"> 15 confirmations</w:t>
+      </w:r>
+    </w:p>
+    <w:p>
+      <w:pPr>
+        <w:rPr>
+          <w:b/>
+          <w:bCs/>
+        </w:rPr>
+      </w:pPr>
+      <w:r>
+        <w:rPr>
+          <w:b/>
+          <w:bCs/>
+        </w:rPr>
+        <w:t xml:space="preserve">Installation &amp; </w:t>
+      </w:r>
+      <w:proofErr w:type="gramStart"/>
+      <w:r>
+        <w:rPr>
+          <w:b/>
+          <w:bCs/>
+        </w:rPr>
+        <w:t>Setting</w:t>
+      </w:r>
+      <w:proofErr w:type="gramEnd"/>
+      <w:r>
+        <w:rPr>
+          <w:b/>
+          <w:bCs/>
+        </w:rPr>
+        <w:t xml:space="preserve"> up your Server</w:t>
       </w:r>
     </w:p>
     <w:p>
@@ -445,11 +471,16 @@
         <w:t>Linux:</w:t>
       </w:r>
       <w:r>
-        <w:t> Open ~/.</w:t>
+        <w:t> Open ~</w:t>
+      </w:r>
+      <w:proofErr w:type="gramStart"/>
+      <w:r>
+        <w:t>/.</w:t>
       </w:r>
       <w:r>
         <w:t>cent</w:t>
       </w:r>
+      <w:proofErr w:type="gramEnd"/>
       <w:r>
         <w:t>/</w:t>
       </w:r>
@@ -652,11 +683,24 @@
     </w:p>
     <w:p>
       <w:r>
-        <w:t xml:space="preserve">bash &lt;( curl </w:t>
-      </w:r>
-      <w:r>
-        <w:t>https://github.com/Cent-Cloud-Miner/Cent/blob/main/scripts/multiMN4.sh</w:t>
-      </w:r>
+        <w:t xml:space="preserve">bash </w:t>
+      </w:r>
+      <w:proofErr w:type="gramStart"/>
+      <w:r>
+        <w:t>&lt;( curl</w:t>
+      </w:r>
+      <w:proofErr w:type="gramEnd"/>
+      <w:r>
+        <w:t xml:space="preserve"> </w:t>
+      </w:r>
+      <w:hyperlink r:id="rId5" w:history="1">
+        <w:r>
+          <w:rPr>
+            <w:rStyle w:val="Hyperlink"/>
+          </w:rPr>
+          <w:t>https://github.com/Cent-Cloud-Miner/Cent/blob/main/scripts/multiMN4.sh</w:t>
+        </w:r>
+      </w:hyperlink>
       <w:r>
         <w:t xml:space="preserve"> )</w:t>
       </w:r>
@@ -802,9 +846,11 @@
       </w:r>
     </w:p>
     <w:p>
+      <w:proofErr w:type="gramStart"/>
       <w:r>
         <w:t>./</w:t>
       </w:r>
+      <w:proofErr w:type="gramEnd"/>
       <w:r>
         <w:t>cent</w:t>
       </w:r>
@@ -842,7 +888,7 @@
           <w:bCs/>
         </w:rPr>
       </w:pPr>
-      <w:hyperlink r:id="rId5" w:history="1">
+      <w:hyperlink r:id="rId6" w:history="1">
         <w:r>
           <w:rPr>
             <w:rStyle w:val="Hyperlink"/>
@@ -1070,12 +1116,28 @@
     </w:p>
     <w:p>
       <w:r>
-        <w:t>-n --normal               : Run installer in normal mode</w:t>
-      </w:r>
-    </w:p>
-    <w:p>
-      <w:r>
-        <w:t>-a --advanced             : Run installer in advanced mode</w:t>
+        <w:t xml:space="preserve">-n --normal             </w:t>
+      </w:r>
+      <w:proofErr w:type="gramStart"/>
+      <w:r>
+        <w:t xml:space="preserve">  :</w:t>
+      </w:r>
+      <w:proofErr w:type="gramEnd"/>
+      <w:r>
+        <w:t xml:space="preserve"> Run installer in normal mode</w:t>
+      </w:r>
+    </w:p>
+    <w:p>
+      <w:r>
+        <w:t xml:space="preserve">-a --advanced           </w:t>
+      </w:r>
+      <w:proofErr w:type="gramStart"/>
+      <w:r>
+        <w:t xml:space="preserve">  :</w:t>
+      </w:r>
+      <w:proofErr w:type="gramEnd"/>
+      <w:r>
+        <w:t xml:space="preserve"> Run installer in advanced mode</w:t>
       </w:r>
     </w:p>
     <w:p>
@@ -1096,7 +1158,15 @@
       </w:r>
       <w:proofErr w:type="spellEnd"/>
       <w:r>
-        <w:t xml:space="preserve"> &lt;address&gt; : Public IP address of VPS</w:t>
+        <w:t xml:space="preserve"> &lt;address</w:t>
+      </w:r>
+      <w:proofErr w:type="gramStart"/>
+      <w:r>
+        <w:t>&gt; :</w:t>
+      </w:r>
+      <w:proofErr w:type="gramEnd"/>
+      <w:r>
+        <w:t xml:space="preserve"> Public IP address of VPS</w:t>
       </w:r>
     </w:p>
     <w:p>
@@ -1109,17 +1179,41 @@
       </w:r>
       <w:proofErr w:type="spellEnd"/>
       <w:r>
-        <w:t xml:space="preserve"> &lt;key&gt;     : Private key to use</w:t>
-      </w:r>
-    </w:p>
-    <w:p>
-      <w:r>
-        <w:t>-f --fail2ban             : Install Fail2Ban</w:t>
-      </w:r>
-    </w:p>
-    <w:p>
-      <w:r>
-        <w:t>--no-fail2ban             : Don't install Fail2Ban</w:t>
+        <w:t xml:space="preserve"> &lt;key&gt;   </w:t>
+      </w:r>
+      <w:proofErr w:type="gramStart"/>
+      <w:r>
+        <w:t xml:space="preserve">  :</w:t>
+      </w:r>
+      <w:proofErr w:type="gramEnd"/>
+      <w:r>
+        <w:t xml:space="preserve"> Private key to use</w:t>
+      </w:r>
+    </w:p>
+    <w:p>
+      <w:r>
+        <w:t xml:space="preserve">-f --fail2ban           </w:t>
+      </w:r>
+      <w:proofErr w:type="gramStart"/>
+      <w:r>
+        <w:t xml:space="preserve">  :</w:t>
+      </w:r>
+      <w:proofErr w:type="gramEnd"/>
+      <w:r>
+        <w:t xml:space="preserve"> Install Fail2Ban</w:t>
+      </w:r>
+    </w:p>
+    <w:p>
+      <w:r>
+        <w:t xml:space="preserve">--no-fail2ban           </w:t>
+      </w:r>
+      <w:proofErr w:type="gramStart"/>
+      <w:r>
+        <w:t xml:space="preserve">  :</w:t>
+      </w:r>
+      <w:proofErr w:type="gramEnd"/>
+      <w:r>
+        <w:t xml:space="preserve"> Don't install Fail2Ban</w:t>
       </w:r>
     </w:p>
     <w:p>
@@ -1132,7 +1226,15 @@
       </w:r>
       <w:proofErr w:type="spellEnd"/>
       <w:r>
-        <w:t xml:space="preserve">                  : Install UFW</w:t>
+        <w:t xml:space="preserve">                </w:t>
+      </w:r>
+      <w:proofErr w:type="gramStart"/>
+      <w:r>
+        <w:t xml:space="preserve">  :</w:t>
+      </w:r>
+      <w:proofErr w:type="gramEnd"/>
+      <w:r>
+        <w:t xml:space="preserve"> Install UFW</w:t>
       </w:r>
     </w:p>
     <w:p>
@@ -1145,22 +1247,54 @@
       </w:r>
       <w:proofErr w:type="spellEnd"/>
       <w:r>
-        <w:t xml:space="preserve">                  : Don't install UFW</w:t>
-      </w:r>
-    </w:p>
-    <w:p>
-      <w:r>
-        <w:t>-b --bootstrap            : Sync node using Bootstrap</w:t>
-      </w:r>
-    </w:p>
-    <w:p>
-      <w:r>
-        <w:t>--no-bootstrap            : Don't use Bootstrap</w:t>
-      </w:r>
-    </w:p>
-    <w:p>
-      <w:r>
-        <w:t>-h --help                 : Display this help text.</w:t>
+        <w:t xml:space="preserve">                </w:t>
+      </w:r>
+      <w:proofErr w:type="gramStart"/>
+      <w:r>
+        <w:t xml:space="preserve">  :</w:t>
+      </w:r>
+      <w:proofErr w:type="gramEnd"/>
+      <w:r>
+        <w:t xml:space="preserve"> Don't install UFW</w:t>
+      </w:r>
+    </w:p>
+    <w:p>
+      <w:r>
+        <w:t xml:space="preserve">-b --bootstrap          </w:t>
+      </w:r>
+      <w:proofErr w:type="gramStart"/>
+      <w:r>
+        <w:t xml:space="preserve">  :</w:t>
+      </w:r>
+      <w:proofErr w:type="gramEnd"/>
+      <w:r>
+        <w:t xml:space="preserve"> Sync node using Bootstrap</w:t>
+      </w:r>
+    </w:p>
+    <w:p>
+      <w:r>
+        <w:t xml:space="preserve">--no-bootstrap          </w:t>
+      </w:r>
+      <w:proofErr w:type="gramStart"/>
+      <w:r>
+        <w:t xml:space="preserve">  :</w:t>
+      </w:r>
+      <w:proofErr w:type="gramEnd"/>
+      <w:r>
+        <w:t xml:space="preserve"> Don't use Bootstrap</w:t>
+      </w:r>
+    </w:p>
+    <w:p>
+      <w:r>
+        <w:t xml:space="preserve">-h --help               </w:t>
+      </w:r>
+      <w:proofErr w:type="gramStart"/>
+      <w:r>
+        <w:t xml:space="preserve">  :</w:t>
+      </w:r>
+      <w:proofErr w:type="gramEnd"/>
+      <w:r>
+        <w:t xml:space="preserve"> Display this help text.</w:t>
       </w:r>
     </w:p>
     <w:p/>

--- a/scripts/Cent-Masternode-Guide.docx
+++ b/scripts/Cent-Masternode-Guide.docx
@@ -687,9 +687,15 @@
       </w:r>
       <w:proofErr w:type="gramStart"/>
       <w:r>
-        <w:t>&lt;( curl</w:t>
+        <w:t xml:space="preserve">&lt;( </w:t>
+      </w:r>
+      <w:r>
+        <w:t>curl</w:t>
       </w:r>
       <w:proofErr w:type="gramEnd"/>
+      <w:r>
+        <w:t xml:space="preserve"> -L</w:t>
+      </w:r>
       <w:r>
         <w:t xml:space="preserve"> </w:t>
       </w:r>
@@ -702,7 +708,7 @@
         </w:r>
       </w:hyperlink>
       <w:r>
-        <w:t xml:space="preserve"> )</w:t>
+        <w:t>)</w:t>
       </w:r>
     </w:p>
     <w:p>
@@ -2220,7 +2226,6 @@
   <w:style w:type="character" w:default="1" w:styleId="DefaultParagraphFont">
     <w:name w:val="Default Paragraph Font"/>
     <w:uiPriority w:val="1"/>
-    <w:semiHidden/>
     <w:unhideWhenUsed/>
   </w:style>
   <w:style w:type="table" w:default="1" w:styleId="TableNormal">

--- a/scripts/Cent-Masternode-Guide.docx
+++ b/scripts/Cent-Masternode-Guide.docx
@@ -681,220 +681,220 @@
         <w:t> It's normal that you don't see your password after typing or pasting it) and run the following command:</w:t>
       </w:r>
     </w:p>
-    <w:p>
-      <w:r>
-        <w:t xml:space="preserve">bash </w:t>
-      </w:r>
+    <w:p/>
+    <w:p>
+      <w:r>
+        <w:t>curl -</w:t>
+      </w:r>
+      <w:proofErr w:type="spellStart"/>
+      <w:r>
+        <w:t>fsSL</w:t>
+      </w:r>
+      <w:proofErr w:type="spellEnd"/>
+      <w:r>
+        <w:t xml:space="preserve"> -o multiMN4.sh https://raw.githubusercontent.com/Cent-Cloud-Miner/Cent/main/scripts/multiMN4.sh</w:t>
+      </w:r>
+    </w:p>
+    <w:p>
+      <w:proofErr w:type="spellStart"/>
+      <w:r>
+        <w:t>chmod</w:t>
+      </w:r>
+      <w:proofErr w:type="spellEnd"/>
+      <w:r>
+        <w:t xml:space="preserve"> +x multiMN4.sh</w:t>
+      </w:r>
+    </w:p>
+    <w:p>
+      <w:r>
+        <w:t>./multiMN4.sh</w:t>
+      </w:r>
+    </w:p>
+    <w:p/>
+    <w:p>
+      <w:r>
+        <w:t xml:space="preserve">When the script asks, confirm your VPS IP Address and paste your </w:t>
+      </w:r>
+      <w:proofErr w:type="spellStart"/>
+      <w:r>
+        <w:t>masternode</w:t>
+      </w:r>
+      <w:proofErr w:type="spellEnd"/>
+      <w:r>
+        <w:t xml:space="preserve"> key (You can copy your key and paste into the VPS if connected with Putty by right clicking)</w:t>
+      </w:r>
+    </w:p>
+    <w:p>
+      <w:r>
+        <w:t>The installer will then present you with a few options.</w:t>
+      </w:r>
+    </w:p>
+    <w:p>
+      <w:r>
+        <w:rPr>
+          <w:b/>
+          <w:bCs/>
+        </w:rPr>
+        <w:t>PLEASE NOTE</w:t>
+      </w:r>
+      <w:r>
+        <w:t xml:space="preserve">: Do not choose the advanced installation option unless you have experience with Linux and know what you are doing - if you do and something goes wrong, the </w:t>
+      </w:r>
+      <w:r>
+        <w:t>Cent</w:t>
+      </w:r>
+      <w:r>
+        <w:t xml:space="preserve"> team CANNOT help you, and you will have to restart the installation.</w:t>
+      </w:r>
+    </w:p>
+    <w:p>
+      <w:r>
+        <w:t>Follow the instructions on screen.</w:t>
+      </w:r>
+    </w:p>
+    <w:p>
+      <w:r>
+        <w:t>After the basic installation is done, the wallet will sync. You will see the following message:</w:t>
+      </w:r>
+    </w:p>
+    <w:p>
+      <w:r>
+        <w:t xml:space="preserve">Your </w:t>
+      </w:r>
+      <w:proofErr w:type="spellStart"/>
+      <w:r>
+        <w:t>masternode</w:t>
+      </w:r>
+      <w:proofErr w:type="spellEnd"/>
+      <w:r>
+        <w:t xml:space="preserve"> is syncing. Please wait for this process to finish.</w:t>
+      </w:r>
+    </w:p>
+    <w:p>
+      <w:r>
+        <w:t>This can take up to a few hours. Do not close this window.</w:t>
+      </w:r>
+    </w:p>
+    <w:p>
+      <w:r>
+        <w:t>Once you see "</w:t>
+      </w:r>
+      <w:proofErr w:type="spellStart"/>
+      <w:r>
+        <w:t>Masternode</w:t>
+      </w:r>
+      <w:proofErr w:type="spellEnd"/>
+      <w:r>
+        <w:t xml:space="preserve"> setup completed." on screen, you are done.</w:t>
+      </w:r>
+    </w:p>
+    <w:p>
+      <w:pPr>
+        <w:rPr>
+          <w:b/>
+          <w:bCs/>
+        </w:rPr>
+      </w:pPr>
+      <w:r>
+        <w:rPr>
+          <w:b/>
+          <w:bCs/>
+        </w:rPr>
+        <w:t xml:space="preserve">To check your </w:t>
+      </w:r>
+      <w:proofErr w:type="spellStart"/>
+      <w:r>
+        <w:rPr>
+          <w:b/>
+          <w:bCs/>
+        </w:rPr>
+        <w:t>masternode</w:t>
+      </w:r>
+      <w:proofErr w:type="spellEnd"/>
+      <w:r>
+        <w:rPr>
+          <w:b/>
+          <w:bCs/>
+        </w:rPr>
+        <w:t xml:space="preserve"> status on your VPS, navigate to /</w:t>
+      </w:r>
+      <w:proofErr w:type="spellStart"/>
+      <w:r>
+        <w:rPr>
+          <w:b/>
+          <w:bCs/>
+        </w:rPr>
+        <w:t>usr</w:t>
+      </w:r>
+      <w:proofErr w:type="spellEnd"/>
+      <w:r>
+        <w:rPr>
+          <w:b/>
+          <w:bCs/>
+        </w:rPr>
+        <w:t>/local/bin (this is where the script moves files)</w:t>
+      </w:r>
+    </w:p>
+    <w:p>
+      <w:r>
+        <w:t>cd /</w:t>
+      </w:r>
+      <w:proofErr w:type="spellStart"/>
+      <w:r>
+        <w:t>usr</w:t>
+      </w:r>
+      <w:proofErr w:type="spellEnd"/>
+      <w:r>
+        <w:t>/local/bin</w:t>
+      </w:r>
+      <w:r>
+        <w:t>/cent</w:t>
+      </w:r>
+    </w:p>
+    <w:p>
       <w:proofErr w:type="gramStart"/>
       <w:r>
-        <w:t xml:space="preserve">&lt;( </w:t>
-      </w:r>
-      <w:r>
-        <w:t>curl</w:t>
+        <w:t>./</w:t>
       </w:r>
       <w:proofErr w:type="gramEnd"/>
       <w:r>
-        <w:t xml:space="preserve"> -L</w:t>
-      </w:r>
-      <w:r>
-        <w:t xml:space="preserve"> </w:t>
-      </w:r>
+        <w:t>cent</w:t>
+      </w:r>
+      <w:r>
+        <w:t xml:space="preserve">-cli </w:t>
+      </w:r>
+      <w:proofErr w:type="spellStart"/>
+      <w:r>
+        <w:t>masternode</w:t>
+      </w:r>
+      <w:proofErr w:type="spellEnd"/>
+      <w:r>
+        <w:t xml:space="preserve"> status</w:t>
+      </w:r>
+    </w:p>
+    <w:p>
+      <w:pPr>
+        <w:rPr>
+          <w:b/>
+          <w:bCs/>
+        </w:rPr>
+      </w:pPr>
+      <w:r>
+        <w:rPr>
+          <w:b/>
+          <w:bCs/>
+        </w:rPr>
+        <w:t>If you have any issues, please be sure to join our Discord and ask for support:</w:t>
+      </w:r>
+    </w:p>
+    <w:p>
+      <w:pPr>
+        <w:rPr>
+          <w:b/>
+          <w:bCs/>
+        </w:rPr>
+      </w:pPr>
       <w:hyperlink r:id="rId5" w:history="1">
-        <w:r>
-          <w:rPr>
-            <w:rStyle w:val="Hyperlink"/>
-          </w:rPr>
-          <w:t>https://github.com/Cent-Cloud-Miner/Cent/blob/main/scripts/multiMN4.sh</w:t>
-        </w:r>
-      </w:hyperlink>
-      <w:r>
-        <w:t>)</w:t>
-      </w:r>
-    </w:p>
-    <w:p>
-      <w:r>
-        <w:t xml:space="preserve">When the script asks, confirm your VPS IP Address and paste your </w:t>
-      </w:r>
-      <w:proofErr w:type="spellStart"/>
-      <w:r>
-        <w:t>masternode</w:t>
-      </w:r>
-      <w:proofErr w:type="spellEnd"/>
-      <w:r>
-        <w:t xml:space="preserve"> key (You can copy your key and paste into the VPS if connected with Putty by right clicking)</w:t>
-      </w:r>
-    </w:p>
-    <w:p>
-      <w:r>
-        <w:t>The installer will then present you with a few options.</w:t>
-      </w:r>
-    </w:p>
-    <w:p>
-      <w:r>
-        <w:rPr>
-          <w:b/>
-          <w:bCs/>
-        </w:rPr>
-        <w:t>PLEASE NOTE</w:t>
-      </w:r>
-      <w:r>
-        <w:t xml:space="preserve">: Do not choose the advanced installation option unless you have experience with Linux and know what you are doing - if you do and something goes wrong, the </w:t>
-      </w:r>
-      <w:r>
-        <w:t>Cent</w:t>
-      </w:r>
-      <w:r>
-        <w:t xml:space="preserve"> team CANNOT help you, and you will have to restart the installation.</w:t>
-      </w:r>
-    </w:p>
-    <w:p>
-      <w:r>
-        <w:t>Follow the instructions on screen.</w:t>
-      </w:r>
-    </w:p>
-    <w:p>
-      <w:r>
-        <w:t>After the basic installation is done, the wallet will sync. You will see the following message:</w:t>
-      </w:r>
-    </w:p>
-    <w:p>
-      <w:r>
-        <w:t xml:space="preserve">Your </w:t>
-      </w:r>
-      <w:proofErr w:type="spellStart"/>
-      <w:r>
-        <w:t>masternode</w:t>
-      </w:r>
-      <w:proofErr w:type="spellEnd"/>
-      <w:r>
-        <w:t xml:space="preserve"> is syncing. Please wait for this process to finish.</w:t>
-      </w:r>
-    </w:p>
-    <w:p>
-      <w:r>
-        <w:t>This can take up to a few hours. Do not close this window.</w:t>
-      </w:r>
-    </w:p>
-    <w:p>
-      <w:r>
-        <w:t>Once you see "</w:t>
-      </w:r>
-      <w:proofErr w:type="spellStart"/>
-      <w:r>
-        <w:t>Masternode</w:t>
-      </w:r>
-      <w:proofErr w:type="spellEnd"/>
-      <w:r>
-        <w:t xml:space="preserve"> setup completed." on screen, you are done.</w:t>
-      </w:r>
-    </w:p>
-    <w:p>
-      <w:pPr>
-        <w:rPr>
-          <w:b/>
-          <w:bCs/>
-        </w:rPr>
-      </w:pPr>
-      <w:r>
-        <w:rPr>
-          <w:b/>
-          <w:bCs/>
-        </w:rPr>
-        <w:t xml:space="preserve">To check your </w:t>
-      </w:r>
-      <w:proofErr w:type="spellStart"/>
-      <w:r>
-        <w:rPr>
-          <w:b/>
-          <w:bCs/>
-        </w:rPr>
-        <w:t>masternode</w:t>
-      </w:r>
-      <w:proofErr w:type="spellEnd"/>
-      <w:r>
-        <w:rPr>
-          <w:b/>
-          <w:bCs/>
-        </w:rPr>
-        <w:t xml:space="preserve"> status on your VPS, navigate to /</w:t>
-      </w:r>
-      <w:proofErr w:type="spellStart"/>
-      <w:r>
-        <w:rPr>
-          <w:b/>
-          <w:bCs/>
-        </w:rPr>
-        <w:t>usr</w:t>
-      </w:r>
-      <w:proofErr w:type="spellEnd"/>
-      <w:r>
-        <w:rPr>
-          <w:b/>
-          <w:bCs/>
-        </w:rPr>
-        <w:t>/local/bin (this is where the script moves files)</w:t>
-      </w:r>
-    </w:p>
-    <w:p>
-      <w:r>
-        <w:t>cd /</w:t>
-      </w:r>
-      <w:proofErr w:type="spellStart"/>
-      <w:r>
-        <w:t>usr</w:t>
-      </w:r>
-      <w:proofErr w:type="spellEnd"/>
-      <w:r>
-        <w:t>/local/bin</w:t>
-      </w:r>
-      <w:r>
-        <w:t>/cent</w:t>
-      </w:r>
-    </w:p>
-    <w:p>
-      <w:proofErr w:type="gramStart"/>
-      <w:r>
-        <w:t>./</w:t>
-      </w:r>
-      <w:proofErr w:type="gramEnd"/>
-      <w:r>
-        <w:t>cent</w:t>
-      </w:r>
-      <w:r>
-        <w:t xml:space="preserve">-cli </w:t>
-      </w:r>
-      <w:proofErr w:type="spellStart"/>
-      <w:r>
-        <w:t>masternode</w:t>
-      </w:r>
-      <w:proofErr w:type="spellEnd"/>
-      <w:r>
-        <w:t xml:space="preserve"> status</w:t>
-      </w:r>
-    </w:p>
-    <w:p>
-      <w:pPr>
-        <w:rPr>
-          <w:b/>
-          <w:bCs/>
-        </w:rPr>
-      </w:pPr>
-      <w:r>
-        <w:rPr>
-          <w:b/>
-          <w:bCs/>
-        </w:rPr>
-        <w:t>If you have any issues, please be sure to join our Discord and ask for support:</w:t>
-      </w:r>
-    </w:p>
-    <w:p>
-      <w:pPr>
-        <w:rPr>
-          <w:b/>
-          <w:bCs/>
-        </w:rPr>
-      </w:pPr>
-      <w:hyperlink r:id="rId6" w:history="1">
         <w:r>
           <w:rPr>
             <w:rStyle w:val="Hyperlink"/>
@@ -2226,6 +2226,7 @@
   <w:style w:type="character" w:default="1" w:styleId="DefaultParagraphFont">
     <w:name w:val="Default Paragraph Font"/>
     <w:uiPriority w:val="1"/>
+    <w:semiHidden/>
     <w:unhideWhenUsed/>
   </w:style>
   <w:style w:type="table" w:default="1" w:styleId="TableNormal">
